--- a/docs/GOI_UAT_KHACH_HANG/02_HUONG_DAN_TEST_13_TAI_KHOAN.docx
+++ b/docs/GOI_UAT_KHACH_HANG/02_HUONG_DAN_TEST_13_TAI_KHOAN.docx
@@ -49026,7 +49026,7 @@
           <w:sz w:val="20"/>
           <w:szCs w:val="20"/>
         </w:rPr>
-        <w:t xml:space="preserve">Bản Word và bản HTML có nội dung, thứ tự và hình ảnh đồng nhất.</w:t>
+        <w:t xml:space="preserve">Bản Word và bản HTML có nội dung và thứ tự đồng nhất.</w:t>
       </w:r>
     </w:p>
     <w:sectPr>
